--- a/FAR23_SubpartAppD_条款修订历史与背景分析_详版.docx
+++ b/FAR23_SubpartAppD_条款修订历史与背景分析_详版.docx
@@ -1723,6 +1723,302 @@
     </w:p>
     <w:p>
       <w:pPr>
+        <w:spacing w:before="80" w:after="20" w:line="324" w:lineRule="auto"/>
+        <w:ind w:left="510"/>
+      </w:pPr>
+      <w:r>
+        <w:rPr>
+          <w:rFonts w:ascii="Calibri" w:hAnsi="Calibri" w:eastAsia="微软雅黑"/>
+          <w:b w:val="0"/>
+          <w:i w:val="0"/>
+          <w:color w:val="999999"/>
+          <w:sz w:val="17"/>
+        </w:rPr>
+        <w:t>来源：Final Rule｜58 FR 42136｜FinalRule_Docket 26269_Amdt23-45_58FR42136_1993-08-06_0003.txt</w:t>
+      </w:r>
+    </w:p>
+    <w:p>
+      <w:pPr>
+        <w:spacing w:before="60" w:after="60" w:line="324" w:lineRule="auto"/>
+        <w:ind w:left="340" w:hanging="255"/>
+      </w:pPr>
+      <w:r>
+        <w:rPr>
+          <w:rFonts w:ascii="Calibri" w:hAnsi="Calibri" w:eastAsia="微软雅黑"/>
+          <w:b/>
+          <w:i w:val="0"/>
+          <w:color w:val="1F4E79"/>
+          <w:sz w:val="21"/>
+        </w:rPr>
+        <w:t>▪ 背景与评论处置（1）：</w:t>
+      </w:r>
+      <w:r>
+        <w:rPr>
+          <w:rFonts w:ascii="Calibri" w:hAnsi="Calibri" w:eastAsia="微软雅黑"/>
+          <w:b w:val="0"/>
+          <w:i w:val="0"/>
+          <w:color w:val="1A1A1A"/>
+          <w:sz w:val="21"/>
+        </w:rPr>
+        <w:t>美国联邦航空局</w:t>
+      </w:r>
+    </w:p>
+    <w:p>
+      <w:pPr>
+        <w:spacing w:before="40" w:after="0" w:line="324" w:lineRule="auto"/>
+        <w:ind w:left="510"/>
+      </w:pPr>
+      <w:r>
+        <w:rPr>
+          <w:rFonts w:ascii="Calibri" w:hAnsi="Calibri" w:eastAsia="微软雅黑"/>
+          <w:b w:val="0"/>
+          <w:i/>
+          <w:color w:val="999999"/>
+          <w:sz w:val="17"/>
+        </w:rPr>
+        <w:t>英文原文：</w:t>
+      </w:r>
+    </w:p>
+    <w:p>
+      <w:pPr>
+        <w:spacing w:before="60" w:after="60" w:line="324" w:lineRule="auto"/>
+        <w:ind w:left="680"/>
+      </w:pPr>
+      <w:r>
+        <w:rPr>
+          <w:rFonts w:ascii="Calibri" w:hAnsi="Calibri" w:eastAsia="微软雅黑"/>
+          <w:b w:val="0"/>
+          <w:i w:val="0"/>
+          <w:color w:val="808080"/>
+          <w:sz w:val="17"/>
+        </w:rPr>
+        <w:t>The FAA proposed to revise Section 23.479(c) to add a new requirement for landing gear spring-back loads. Additionally, this proposal allows for loads development based on testing or rational analyses other than that referenced in appendix D. This proposal also restricts the minimum values of the drag component when using the method referenced in appendix D. Since the only comment received, from the JAA, agrees with the proposed change, Section 23.479(c) is adopted as proposed.</w:t>
+      </w:r>
+    </w:p>
+    <w:p>
+      <w:pPr>
+        <w:spacing w:before="80" w:after="20" w:line="324" w:lineRule="auto"/>
+        <w:ind w:left="510"/>
+      </w:pPr>
+      <w:r>
+        <w:rPr>
+          <w:rFonts w:ascii="Calibri" w:hAnsi="Calibri" w:eastAsia="微软雅黑"/>
+          <w:b w:val="0"/>
+          <w:i w:val="0"/>
+          <w:color w:val="999999"/>
+          <w:sz w:val="17"/>
+        </w:rPr>
+        <w:t>来源：Final Rule｜58 FR 42136｜FinalRule_Docket 26269_Amdt23-45_58FR42136_1993-08-06_0003.txt</w:t>
+      </w:r>
+    </w:p>
+    <w:p>
+      <w:pPr>
+        <w:spacing w:before="60" w:after="60" w:line="324" w:lineRule="auto"/>
+        <w:ind w:left="340" w:hanging="255"/>
+      </w:pPr>
+      <w:r>
+        <w:rPr>
+          <w:rFonts w:ascii="Calibri" w:hAnsi="Calibri" w:eastAsia="微软雅黑"/>
+          <w:b/>
+          <w:i w:val="0"/>
+          <w:color w:val="1F4E79"/>
+          <w:sz w:val="21"/>
+        </w:rPr>
+        <w:t>▪ 背景与评论处置（2）：</w:t>
+      </w:r>
+      <w:r>
+        <w:rPr>
+          <w:rFonts w:ascii="Calibri" w:hAnsi="Calibri" w:eastAsia="微软雅黑"/>
+          <w:b w:val="0"/>
+          <w:i w:val="0"/>
+          <w:color w:val="1A1A1A"/>
+          <w:sz w:val="21"/>
+        </w:rPr>
+        <w:t>美国联邦航空局（FAA）提议修订附录 D，增加一个新的段 (c)，该段支持 §23.479(c) 条中关于起落架动态回弹的一项新要求。</w:t>
+      </w:r>
+    </w:p>
+    <w:p>
+      <w:pPr>
+        <w:spacing w:before="40" w:after="0" w:line="324" w:lineRule="auto"/>
+        <w:ind w:left="510"/>
+      </w:pPr>
+      <w:r>
+        <w:rPr>
+          <w:rFonts w:ascii="Calibri" w:hAnsi="Calibri" w:eastAsia="微软雅黑"/>
+          <w:b w:val="0"/>
+          <w:i/>
+          <w:color w:val="999999"/>
+          <w:sz w:val="17"/>
+        </w:rPr>
+        <w:t>英文原文：</w:t>
+      </w:r>
+    </w:p>
+    <w:p>
+      <w:pPr>
+        <w:spacing w:before="60" w:after="60" w:line="324" w:lineRule="auto"/>
+        <w:ind w:left="680"/>
+      </w:pPr>
+      <w:r>
+        <w:rPr>
+          <w:rFonts w:ascii="Calibri" w:hAnsi="Calibri" w:eastAsia="微软雅黑"/>
+          <w:b w:val="0"/>
+          <w:i w:val="0"/>
+          <w:color w:val="808080"/>
+          <w:sz w:val="17"/>
+        </w:rPr>
+        <w:t>The FAA proposed to amend appendix D by adding a new paragraph (c), which supports a new requirement in Section 23.479(c) concerning dynamic spring-back of the landing gear.</w:t>
+      </w:r>
+    </w:p>
+    <w:p>
+      <w:pPr>
+        <w:spacing w:before="80" w:after="20" w:line="324" w:lineRule="auto"/>
+        <w:ind w:left="510"/>
+      </w:pPr>
+      <w:r>
+        <w:rPr>
+          <w:rFonts w:ascii="Calibri" w:hAnsi="Calibri" w:eastAsia="微软雅黑"/>
+          <w:b w:val="0"/>
+          <w:i w:val="0"/>
+          <w:color w:val="999999"/>
+          <w:sz w:val="17"/>
+        </w:rPr>
+        <w:t>来源：Final Rule｜58 FR 42136｜FinalRule_Docket 26269_Amdt23-45_58FR42136_1993-08-06_0003.txt</w:t>
+      </w:r>
+    </w:p>
+    <w:p>
+      <w:pPr>
+        <w:spacing w:before="60" w:after="60" w:line="324" w:lineRule="auto"/>
+        <w:ind w:left="340" w:hanging="255"/>
+      </w:pPr>
+      <w:r>
+        <w:rPr>
+          <w:rFonts w:ascii="Calibri" w:hAnsi="Calibri" w:eastAsia="微软雅黑"/>
+          <w:b/>
+          <w:i w:val="0"/>
+          <w:color w:val="1F4E79"/>
+          <w:sz w:val="21"/>
+        </w:rPr>
+        <w:t>▪ 背景与评论处置（3）：</w:t>
+      </w:r>
+      <w:r>
+        <w:rPr>
+          <w:rFonts w:ascii="Calibri" w:hAnsi="Calibri" w:eastAsia="微软雅黑"/>
+          <w:b w:val="0"/>
+          <w:i w:val="0"/>
+          <w:color w:val="1A1A1A"/>
+          <w:sz w:val="21"/>
+        </w:rPr>
+        <w:t>由于收到的唯一评论（来自欧洲联合航空局（JAA））同意拟议的变更，附录 D 按拟议内容予以采用。</w:t>
+      </w:r>
+    </w:p>
+    <w:p>
+      <w:pPr>
+        <w:spacing w:before="40" w:after="0" w:line="324" w:lineRule="auto"/>
+        <w:ind w:left="510"/>
+      </w:pPr>
+      <w:r>
+        <w:rPr>
+          <w:rFonts w:ascii="Calibri" w:hAnsi="Calibri" w:eastAsia="微软雅黑"/>
+          <w:b w:val="0"/>
+          <w:i/>
+          <w:color w:val="999999"/>
+          <w:sz w:val="17"/>
+        </w:rPr>
+        <w:t>英文原文：</w:t>
+      </w:r>
+    </w:p>
+    <w:p>
+      <w:pPr>
+        <w:spacing w:before="60" w:after="60" w:line="324" w:lineRule="auto"/>
+        <w:ind w:left="680"/>
+      </w:pPr>
+      <w:r>
+        <w:rPr>
+          <w:rFonts w:ascii="Calibri" w:hAnsi="Calibri" w:eastAsia="微软雅黑"/>
+          <w:b w:val="0"/>
+          <w:i w:val="0"/>
+          <w:color w:val="808080"/>
+          <w:sz w:val="17"/>
+        </w:rPr>
+        <w:t>Since the only comment received, from the JAA, agrees with the proposed change, appendix D is adopted as proposed.</w:t>
+      </w:r>
+    </w:p>
+    <w:p>
+      <w:pPr>
+        <w:spacing w:before="80" w:after="20" w:line="324" w:lineRule="auto"/>
+        <w:ind w:left="510"/>
+      </w:pPr>
+      <w:r>
+        <w:rPr>
+          <w:rFonts w:ascii="Calibri" w:hAnsi="Calibri" w:eastAsia="微软雅黑"/>
+          <w:b w:val="0"/>
+          <w:i w:val="0"/>
+          <w:color w:val="999999"/>
+          <w:sz w:val="17"/>
+        </w:rPr>
+        <w:t>来源：NPRM（提案）｜55 FR 26534｜NPRM_Notice 90-18_Docket26269_55FR26534_1990-06-28.txt</w:t>
+      </w:r>
+    </w:p>
+    <w:p>
+      <w:pPr>
+        <w:spacing w:before="60" w:after="60" w:line="324" w:lineRule="auto"/>
+        <w:ind w:left="340" w:hanging="255"/>
+      </w:pPr>
+      <w:r>
+        <w:rPr>
+          <w:rFonts w:ascii="Calibri" w:hAnsi="Calibri" w:eastAsia="微软雅黑"/>
+          <w:b/>
+          <w:i w:val="0"/>
+          <w:color w:val="1F4E79"/>
+          <w:sz w:val="21"/>
+        </w:rPr>
+        <w:t>▪ 背景与评论处置（4）：</w:t>
+      </w:r>
+      <w:r>
+        <w:rPr>
+          <w:rFonts w:ascii="Calibri" w:hAnsi="Calibri" w:eastAsia="微软雅黑"/>
+          <w:b w:val="0"/>
+          <w:i w:val="0"/>
+          <w:color w:val="1A1A1A"/>
+          <w:sz w:val="21"/>
+        </w:rPr>
+        <w:t>说明：本提案修订第 23.479(c) 条，增加一项新要求以处理地面载荷制定期间的回弹载荷。此外，本提案允许基于试验或基于附录 D 中引用之外的合理分析来制定载荷。如果使用附录 D 中引用的方法，本提案还限制阻力分量的最小值。</w:t>
+      </w:r>
+    </w:p>
+    <w:p>
+      <w:pPr>
+        <w:spacing w:before="40" w:after="0" w:line="324" w:lineRule="auto"/>
+        <w:ind w:left="510"/>
+      </w:pPr>
+      <w:r>
+        <w:rPr>
+          <w:rFonts w:ascii="Calibri" w:hAnsi="Calibri" w:eastAsia="微软雅黑"/>
+          <w:b w:val="0"/>
+          <w:i/>
+          <w:color w:val="999999"/>
+          <w:sz w:val="17"/>
+        </w:rPr>
+        <w:t>英文原文：</w:t>
+      </w:r>
+    </w:p>
+    <w:p>
+      <w:pPr>
+        <w:spacing w:before="60" w:after="60" w:line="324" w:lineRule="auto"/>
+        <w:ind w:left="680"/>
+      </w:pPr>
+      <w:r>
+        <w:rPr>
+          <w:rFonts w:ascii="Calibri" w:hAnsi="Calibri" w:eastAsia="微软雅黑"/>
+          <w:b w:val="0"/>
+          <w:i w:val="0"/>
+          <w:color w:val="808080"/>
+          <w:sz w:val="17"/>
+        </w:rPr>
+        <w:t>Explanation: This proposal revises Section 23.479(c) to add a new requirement to address spring-back loads during the development of ground loads. Additionally, this proposal allows for loads development based on testing or based on a rational analysis other than that referenced in appendix D. This proposal also restricts the minimum values of the drag component if the method referenced in appendix D is used.</w:t>
+      </w:r>
+    </w:p>
+    <w:p>
+      <w:pPr>
         <w:pStyle w:val="Heading2"/>
         <w:keepNext/>
         <w:spacing w:before="240" w:after="120"/>
@@ -2326,9 +2622,168 @@
           <w:color w:val="1A1A1A"/>
           <w:sz w:val="20"/>
         </w:rPr>
-        <w:t>本条各版本的修订动因未在 NPRM/Final Rule 前言中展开说明，多为随主修订案一并调整的编辑性或交叉引用性修改。</w:t>
+        <w:t>下表按「驱动力」归纳本条各次修订的成因（依据各版 NPRM/Final Rule 原文关键词自动归纳）。</w:t>
       </w:r>
     </w:p>
+    <w:tbl>
+      <w:tblPr>
+        <w:tblStyle w:val="TableGrid"/>
+        <w:tblW w:type="auto" w:w="0"/>
+        <w:jc w:val="center"/>
+        <w:tblLayout w:type="fixed"/>
+        <w:tblLook w:firstColumn="1" w:firstRow="1" w:lastColumn="0" w:lastRow="0" w:noHBand="0" w:noVBand="1" w:val="04A0"/>
+        <w:tblCellMar>
+          <w:top w:w="60" w:type="dxa"/>
+          <w:left w:w="90" w:type="dxa"/>
+          <w:bottom w:w="60" w:type="dxa"/>
+          <w:right w:w="90" w:type="dxa"/>
+        </w:tblCellMar>
+      </w:tblPr>
+      <w:tblGrid>
+        <w:gridCol w:w="3213"/>
+        <w:gridCol w:w="3213"/>
+        <w:gridCol w:w="3213"/>
+      </w:tblGrid>
+      <w:tr>
+        <w:trPr>
+          <w:tblHeader w:val="true"/>
+        </w:trPr>
+        <w:tc>
+          <w:tcPr>
+            <w:tcW w:type="dxa" w:w="1701"/>
+            <w:shd w:val="clear" w:color="auto" w:fill="1F4E79"/>
+          </w:tcPr>
+          <w:p>
+            <w:pPr>
+              <w:spacing w:before="40" w:after="40" w:line="324" w:lineRule="auto"/>
+              <w:jc w:val="center"/>
+            </w:pPr>
+            <w:r/>
+            <w:r>
+              <w:rPr>
+                <w:rFonts w:ascii="Calibri" w:hAnsi="Calibri" w:eastAsia="微软雅黑"/>
+                <w:b/>
+                <w:i w:val="0"/>
+                <w:color w:val="FFFFFF"/>
+                <w:sz w:val="17"/>
+              </w:rPr>
+              <w:t>驱动力</w:t>
+            </w:r>
+          </w:p>
+        </w:tc>
+        <w:tc>
+          <w:tcPr>
+            <w:tcW w:type="dxa" w:w="5896"/>
+            <w:shd w:val="clear" w:color="auto" w:fill="1F4E79"/>
+          </w:tcPr>
+          <w:p>
+            <w:pPr>
+              <w:spacing w:before="40" w:after="40" w:line="324" w:lineRule="auto"/>
+              <w:jc w:val="center"/>
+            </w:pPr>
+            <w:r/>
+            <w:r>
+              <w:rPr>
+                <w:rFonts w:ascii="Calibri" w:hAnsi="Calibri" w:eastAsia="微软雅黑"/>
+                <w:b/>
+                <w:i w:val="0"/>
+                <w:color w:val="FFFFFF"/>
+                <w:sz w:val="17"/>
+              </w:rPr>
+              <w:t>在本条上的体现（原文摘录）</w:t>
+            </w:r>
+          </w:p>
+        </w:tc>
+        <w:tc>
+          <w:tcPr>
+            <w:tcW w:type="dxa" w:w="1928"/>
+            <w:shd w:val="clear" w:color="auto" w:fill="1F4E79"/>
+          </w:tcPr>
+          <w:p>
+            <w:pPr>
+              <w:spacing w:before="40" w:after="40" w:line="324" w:lineRule="auto"/>
+              <w:jc w:val="center"/>
+            </w:pPr>
+            <w:r/>
+            <w:r>
+              <w:rPr>
+                <w:rFonts w:ascii="Calibri" w:hAnsi="Calibri" w:eastAsia="微软雅黑"/>
+                <w:b/>
+                <w:i w:val="0"/>
+                <w:color w:val="FFFFFF"/>
+                <w:sz w:val="17"/>
+              </w:rPr>
+              <w:t>对应版本</w:t>
+            </w:r>
+          </w:p>
+        </w:tc>
+      </w:tr>
+      <w:tr>
+        <w:tc>
+          <w:tcPr>
+            <w:tcW w:type="dxa" w:w="1701"/>
+          </w:tcPr>
+          <w:p>
+            <w:pPr>
+              <w:spacing w:before="40" w:after="40" w:line="324" w:lineRule="auto"/>
+            </w:pPr>
+            <w:r/>
+            <w:r>
+              <w:rPr>
+                <w:rFonts w:ascii="Calibri" w:hAnsi="Calibri" w:eastAsia="微软雅黑"/>
+                <w:b w:val="0"/>
+                <w:i w:val="0"/>
+                <w:color w:val="1A1A1A"/>
+                <w:sz w:val="17"/>
+              </w:rPr>
+              <w:t>国际协调</w:t>
+            </w:r>
+          </w:p>
+        </w:tc>
+        <w:tc>
+          <w:tcPr>
+            <w:tcW w:type="dxa" w:w="5896"/>
+          </w:tcPr>
+          <w:p>
+            <w:pPr>
+              <w:spacing w:before="40" w:after="40" w:line="324" w:lineRule="auto"/>
+            </w:pPr>
+            <w:r/>
+            <w:r>
+              <w:rPr>
+                <w:rFonts w:ascii="Calibri" w:hAnsi="Calibri" w:eastAsia="微软雅黑"/>
+                <w:b w:val="0"/>
+                <w:i w:val="0"/>
+                <w:color w:val="1A1A1A"/>
+                <w:sz w:val="17"/>
+              </w:rPr>
+              <w:t>ed in appendix D. Since the only comment received, from the JAA, agrees with the proposed change, Section 23.479(c) is adopted as proposed. The FAA proposed to amend appendix D by adding a new paragraph (c), which suppor…</w:t>
+            </w:r>
+          </w:p>
+        </w:tc>
+        <w:tc>
+          <w:tcPr>
+            <w:tcW w:type="dxa" w:w="1928"/>
+          </w:tcPr>
+          <w:p>
+            <w:pPr>
+              <w:spacing w:before="40" w:after="40" w:line="324" w:lineRule="auto"/>
+            </w:pPr>
+            <w:r/>
+            <w:r>
+              <w:rPr>
+                <w:rFonts w:ascii="Calibri" w:hAnsi="Calibri" w:eastAsia="微软雅黑"/>
+                <w:b w:val="0"/>
+                <w:i w:val="0"/>
+                <w:color w:val="1A1A1A"/>
+                <w:sz w:val="17"/>
+              </w:rPr>
+              <w:t>Amdt 23-45</w:t>
+            </w:r>
+          </w:p>
+        </w:tc>
+      </w:tr>
+    </w:tbl>
     <w:tbl>
       <w:tblPr>
         <w:tblStyle w:val="TableGrid"/>

--- a/FAR23_SubpartAppD_条款修订历史与背景分析_详版.docx
+++ b/FAR23_SubpartAppD_条款修订历史与背景分析_详版.docx
@@ -1513,7 +1513,7 @@
                 <w:color w:val="1A1A1A"/>
                 <w:sz w:val="17"/>
               </w:rPr>
-              <w:t>条文未改动（本版为交叉引用或其他条款修订所致）</w:t>
+              <w:t>新增内容：(c)</w:t>
             </w:r>
           </w:p>
         </w:tc>
@@ -1548,7 +1548,7 @@
           <w:color w:val="1F4E79"/>
           <w:sz w:val="21"/>
         </w:rPr>
-        <w:t>1965 初版　初始颁行，确立本条条文　→　1993 23-45　条文未改动（本版为交叉引用或其他条款修订所致</w:t>
+        <w:t>1965 初版　初始颁行，确立本条条文　→　1993 23-45　新增内容：(c)</w:t>
       </w:r>
     </w:p>
     <w:p>
@@ -1666,7 +1666,7 @@
           <w:color w:val="404040"/>
           <w:sz w:val="24"/>
         </w:rPr>
-        <w:t>2.2　Amdt 23-45（1993-09-07 生效）：条文未改动（本版为交叉引用或其他条款修订所致）</w:t>
+        <w:t>2.2　Amdt 23-45（1993-09-07 生效）：第 23 部附录 D 通过修订标题并增加一段 (c) 予以修订</w:t>
       </w:r>
     </w:p>
     <w:p>
@@ -1708,7 +1708,7 @@
           <w:color w:val="1F4E79"/>
           <w:sz w:val="21"/>
         </w:rPr>
-        <w:t>▪ 本版对条文的处置：</w:t>
+        <w:t>▪ 修订指令（中文译文）：</w:t>
       </w:r>
       <w:r>
         <w:rPr>
@@ -1718,7 +1718,7 @@
           <w:color w:val="1A1A1A"/>
           <w:sz w:val="21"/>
         </w:rPr>
-        <w:t>条文未改动（本版为交叉引用或其他条款修订所致）</w:t>
+        <w:t>81. 第 23 部附录 D 通过修订标题并增加一段 (c) 予以修订，内容如下：　82. 第 23 部附录 D 通过修订标题并增加一个新的 (c) 段，修订如下：</w:t>
       </w:r>
     </w:p>
     <w:p>
@@ -2015,6 +2015,80 @@
           <w:sz w:val="17"/>
         </w:rPr>
         <w:t>Explanation: This proposal revises Section 23.479(c) to add a new requirement to address spring-back loads during the development of ground loads. Additionally, this proposal allows for loads development based on testing or based on a rational analysis other than that referenced in appendix D. This proposal also restricts the minimum values of the drag component if the method referenced in appendix D is used.</w:t>
+      </w:r>
+    </w:p>
+    <w:p>
+      <w:pPr>
+        <w:spacing w:before="80" w:after="20" w:line="324" w:lineRule="auto"/>
+        <w:ind w:left="340"/>
+      </w:pPr>
+      <w:r>
+        <w:rPr>
+          <w:rFonts w:ascii="Calibri" w:hAnsi="Calibri" w:eastAsia="微软雅黑"/>
+          <w:b/>
+          <w:i w:val="0"/>
+          <w:color w:val="808080"/>
+          <w:sz w:val="18"/>
+        </w:rPr>
+        <w:t>修订指令英文原文（供核对）：</w:t>
+      </w:r>
+    </w:p>
+    <w:p>
+      <w:pPr>
+        <w:spacing w:before="60" w:after="60" w:line="324" w:lineRule="auto"/>
+        <w:ind w:left="567"/>
+      </w:pPr>
+      <w:r>
+        <w:rPr>
+          <w:rFonts w:ascii="Calibri" w:hAnsi="Calibri" w:eastAsia="微软雅黑"/>
+          <w:b w:val="0"/>
+          <w:i w:val="0"/>
+          <w:color w:val="606060"/>
+          <w:sz w:val="17"/>
+        </w:rPr>
+        <w:t>81. Appendix D of part 23 is amended by revising the heading and by adding a paragraph (c) to read as follows:</w:t>
+      </w:r>
+    </w:p>
+    <w:p>
+      <w:pPr>
+        <w:spacing w:before="60" w:after="60" w:line="324" w:lineRule="auto"/>
+        <w:ind w:left="567"/>
+      </w:pPr>
+      <w:r>
+        <w:rPr>
+          <w:rFonts w:ascii="Calibri" w:hAnsi="Calibri" w:eastAsia="微软雅黑"/>
+          <w:b w:val="0"/>
+          <w:i w:val="0"/>
+          <w:color w:val="606060"/>
+          <w:sz w:val="17"/>
+        </w:rPr>
+        <w:t>82. Appendix D of part 23 is amended by revising the heading and by adding a new paragraph (c) to read as follows:</w:t>
+      </w:r>
+    </w:p>
+    <w:p>
+      <w:pPr>
+        <w:spacing w:before="60" w:after="60" w:line="324" w:lineRule="auto"/>
+        <w:ind w:left="340" w:hanging="255"/>
+      </w:pPr>
+      <w:r>
+        <w:rPr>
+          <w:rFonts w:ascii="Calibri" w:hAnsi="Calibri" w:eastAsia="微软雅黑"/>
+          <w:b/>
+          <w:i w:val="0"/>
+          <w:color w:val="1F4E79"/>
+          <w:sz w:val="21"/>
+        </w:rPr>
+        <w:t>▪ 本版重印条文段落：</w:t>
+      </w:r>
+      <w:r>
+        <w:rPr>
+          <w:rFonts w:ascii="Calibri" w:hAnsi="Calibri" w:eastAsia="微软雅黑"/>
+          <w:b w:val="0"/>
+          <w:i w:val="0"/>
+          <w:color w:val="1A1A1A"/>
+          <w:sz w:val="21"/>
+        </w:rPr>
+        <w:t>(c)</w:t>
       </w:r>
     </w:p>
     <w:p>
@@ -2426,7 +2500,216 @@
           <w:color w:val="404040"/>
           <w:sz w:val="24"/>
         </w:rPr>
-        <w:t>3.2　段落结构演变矩阵（横向对照 2 个版本）</w:t>
+        <w:t>3.2　版本2：Amdt 23-45（1993-09-07 生效）　来源：Docket 26269，1993-07-28 签发，58 FR 42136</w:t>
+      </w:r>
+    </w:p>
+    <w:p>
+      <w:pPr>
+        <w:spacing w:before="60" w:after="60" w:line="324" w:lineRule="auto"/>
+        <w:ind w:left="170"/>
+      </w:pPr>
+      <w:r>
+        <w:rPr>
+          <w:rFonts w:ascii="Calibri" w:hAnsi="Calibri" w:eastAsia="微软雅黑"/>
+          <w:b w:val="0"/>
+          <w:i/>
+          <w:color w:val="808080"/>
+          <w:sz w:val="19"/>
+        </w:rPr>
+        <w:t>新增内容：(c)</w:t>
+      </w:r>
+    </w:p>
+    <w:p>
+      <w:pPr>
+        <w:spacing w:before="200" w:after="60" w:line="324" w:lineRule="auto"/>
+      </w:pPr>
+      <w:r>
+        <w:rPr>
+          <w:rFonts w:ascii="Calibri" w:hAnsi="Calibri" w:eastAsia="微软雅黑"/>
+          <w:b/>
+          <w:i w:val="0"/>
+          <w:color w:val="1F4E79"/>
+          <w:sz w:val="22"/>
+        </w:rPr>
+      </w:r>
+    </w:p>
+    <w:tbl>
+      <w:tblPr>
+        <w:tblStyle w:val="TableGrid"/>
+        <w:tblW w:type="auto" w:w="0"/>
+        <w:tblLayout w:type="fixed"/>
+        <w:tblLook w:firstColumn="1" w:firstRow="1" w:lastColumn="0" w:lastRow="0" w:noHBand="0" w:noVBand="1" w:val="04A0"/>
+        <w:tblCellMar>
+          <w:top w:w="60" w:type="dxa"/>
+          <w:left w:w="90" w:type="dxa"/>
+          <w:bottom w:w="60" w:type="dxa"/>
+          <w:right w:w="90" w:type="dxa"/>
+        </w:tblCellMar>
+      </w:tblPr>
+      <w:tblGrid>
+        <w:gridCol w:w="3213"/>
+        <w:gridCol w:w="3213"/>
+        <w:gridCol w:w="3213"/>
+      </w:tblGrid>
+      <w:tr>
+        <w:trPr>
+          <w:tblHeader w:val="true"/>
+        </w:trPr>
+        <w:tc>
+          <w:tcPr>
+            <w:tcW w:type="dxa" w:w="907"/>
+            <w:shd w:val="clear" w:color="auto" w:fill="1F4E79"/>
+          </w:tcPr>
+          <w:p>
+            <w:pPr>
+              <w:spacing w:before="40" w:after="40" w:line="324" w:lineRule="auto"/>
+              <w:jc w:val="center"/>
+            </w:pPr>
+            <w:r/>
+            <w:r>
+              <w:rPr>
+                <w:rFonts w:ascii="Calibri" w:hAnsi="Calibri" w:eastAsia="微软雅黑"/>
+                <w:b/>
+                <w:i w:val="0"/>
+                <w:color w:val="FFFFFF"/>
+                <w:sz w:val="19"/>
+              </w:rPr>
+              <w:t>段落</w:t>
+            </w:r>
+          </w:p>
+        </w:tc>
+        <w:tc>
+          <w:tcPr>
+            <w:tcW w:type="dxa" w:w="7710"/>
+            <w:shd w:val="clear" w:color="auto" w:fill="1F4E79"/>
+          </w:tcPr>
+          <w:p>
+            <w:pPr>
+              <w:spacing w:before="40" w:after="40" w:line="324" w:lineRule="auto"/>
+              <w:jc w:val="center"/>
+            </w:pPr>
+            <w:r/>
+            <w:r>
+              <w:rPr>
+                <w:rFonts w:ascii="Calibri" w:hAnsi="Calibri" w:eastAsia="微软雅黑"/>
+                <w:b/>
+                <w:i w:val="0"/>
+                <w:color w:val="FFFFFF"/>
+                <w:sz w:val="19"/>
+              </w:rPr>
+              <w:t>条文内容（英文原文）</w:t>
+            </w:r>
+          </w:p>
+        </w:tc>
+        <w:tc>
+          <w:tcPr>
+            <w:tcW w:type="dxa" w:w="907"/>
+            <w:shd w:val="clear" w:color="auto" w:fill="1F4E79"/>
+          </w:tcPr>
+          <w:p>
+            <w:pPr>
+              <w:spacing w:before="40" w:after="40" w:line="324" w:lineRule="auto"/>
+              <w:jc w:val="center"/>
+            </w:pPr>
+            <w:r/>
+            <w:r>
+              <w:rPr>
+                <w:rFonts w:ascii="Calibri" w:hAnsi="Calibri" w:eastAsia="微软雅黑"/>
+                <w:b/>
+                <w:i w:val="0"/>
+                <w:color w:val="FFFFFF"/>
+                <w:sz w:val="19"/>
+              </w:rPr>
+              <w:t>状态</w:t>
+            </w:r>
+          </w:p>
+        </w:tc>
+      </w:tr>
+      <w:tr>
+        <w:tc>
+          <w:tcPr>
+            <w:tcW w:type="dxa" w:w="907"/>
+            <w:shd w:val="clear" w:color="auto" w:fill="F2F2F2"/>
+          </w:tcPr>
+          <w:p>
+            <w:pPr>
+              <w:spacing w:before="40" w:after="40" w:line="324" w:lineRule="auto"/>
+            </w:pPr>
+            <w:r/>
+            <w:r>
+              <w:rPr>
+                <w:rFonts w:ascii="Calibri" w:hAnsi="Calibri" w:eastAsia="微软雅黑"/>
+                <w:b/>
+                <w:i w:val="0"/>
+                <w:color w:val="1A1A1A"/>
+                <w:sz w:val="19"/>
+              </w:rPr>
+              <w:t>(c)</w:t>
+            </w:r>
+          </w:p>
+        </w:tc>
+        <w:tc>
+          <w:tcPr>
+            <w:tcW w:type="dxa" w:w="7710"/>
+          </w:tcPr>
+          <w:p>
+            <w:pPr>
+              <w:spacing w:before="40" w:after="40" w:line="324" w:lineRule="auto"/>
+            </w:pPr>
+            <w:r/>
+            <w:r>
+              <w:rPr>
+                <w:rFonts w:ascii="Calibri" w:hAnsi="Calibri" w:eastAsia="微软雅黑"/>
+                <w:b/>
+                <w:i w:val="0"/>
+                <w:color w:val="0070C0"/>
+                <w:sz w:val="19"/>
+              </w:rPr>
+              <w:t>Dynamic spring-back of the landing gear and adjacent structure at the instant just after the wheels come up to speed may result in dynamic forward acting loads of considerable magnitude. This effect must be determined, in the level landing condition, by assuming that the wheel spin-up loads calculated by the methods of this appendix are reversed. Dynamic spring-back is likely to become critical for landing gear units having wheels of large mass or high landing speeds.</w:t>
+            </w:r>
+          </w:p>
+        </w:tc>
+        <w:tc>
+          <w:tcPr>
+            <w:tcW w:type="dxa" w:w="907"/>
+            <w:shd w:val="clear" w:color="auto" w:fill="E7F1FA"/>
+          </w:tcPr>
+          <w:p>
+            <w:pPr>
+              <w:spacing w:before="40" w:after="40" w:line="324" w:lineRule="auto"/>
+              <w:jc w:val="center"/>
+            </w:pPr>
+            <w:r/>
+            <w:r>
+              <w:rPr>
+                <w:rFonts w:ascii="Calibri" w:hAnsi="Calibri" w:eastAsia="微软雅黑"/>
+                <w:b/>
+                <w:i w:val="0"/>
+                <w:color w:val="0070C0"/>
+                <w:sz w:val="18"/>
+              </w:rPr>
+              <w:t>新增</w:t>
+            </w:r>
+          </w:p>
+        </w:tc>
+      </w:tr>
+    </w:tbl>
+    <w:p/>
+    <w:p>
+      <w:pPr>
+        <w:pStyle w:val="Heading3"/>
+        <w:keepNext/>
+        <w:spacing w:before="200" w:after="100"/>
+      </w:pPr>
+      <w:r>
+        <w:rPr>
+          <w:rFonts w:ascii="Calibri" w:hAnsi="Calibri" w:eastAsia="微软雅黑"/>
+          <w:b/>
+          <w:i w:val="0"/>
+          <w:color w:val="404040"/>
+          <w:sz w:val="24"/>
+        </w:rPr>
+        <w:t>3.3　段落结构演变矩阵（横向对照 2 个版本）</w:t>
       </w:r>
     </w:p>
     <w:tbl>
@@ -2444,8 +2727,9 @@
         </w:tblCellMar>
       </w:tblPr>
       <w:tblGrid>
-        <w:gridCol w:w="4819"/>
-        <w:gridCol w:w="4819"/>
+        <w:gridCol w:w="3213"/>
+        <w:gridCol w:w="3213"/>
+        <w:gridCol w:w="3213"/>
       </w:tblGrid>
       <w:tr>
         <w:trPr>
@@ -2476,7 +2760,7 @@
         </w:tc>
         <w:tc>
           <w:tcPr>
-            <w:tcW w:type="dxa" w:w="7824"/>
+            <w:tcW w:type="dxa" w:w="3912"/>
             <w:shd w:val="clear" w:color="auto" w:fill="1F4E79"/>
           </w:tcPr>
           <w:p>
@@ -2496,6 +2780,31 @@
               <w:t>初始版</w:t>
               <w:br/>
               <w:t>(1965-02-01)</w:t>
+            </w:r>
+          </w:p>
+        </w:tc>
+        <w:tc>
+          <w:tcPr>
+            <w:tcW w:type="dxa" w:w="3912"/>
+            <w:shd w:val="clear" w:color="auto" w:fill="1F4E79"/>
+          </w:tcPr>
+          <w:p>
+            <w:pPr>
+              <w:spacing w:before="40" w:after="40" w:line="324" w:lineRule="auto"/>
+              <w:jc w:val="center"/>
+            </w:pPr>
+            <w:r/>
+            <w:r>
+              <w:rPr>
+                <w:rFonts w:ascii="Calibri" w:hAnsi="Calibri" w:eastAsia="微软雅黑"/>
+                <w:b/>
+                <w:i w:val="0"/>
+                <w:color w:val="FFFFFF"/>
+                <w:sz w:val="16"/>
+              </w:rPr>
+              <w:t>Amdt 23-45</w:t>
+              <w:br/>
+              <w:t>(1993-09-07)</w:t>
             </w:r>
           </w:p>
         </w:tc>
@@ -2525,7 +2834,7 @@
         </w:tc>
         <w:tc>
           <w:tcPr>
-            <w:tcW w:type="dxa" w:w="7824"/>
+            <w:tcW w:type="dxa" w:w="3912"/>
           </w:tcPr>
           <w:p>
             <w:pPr>
@@ -2541,6 +2850,27 @@
                 <w:sz w:val="16"/>
               </w:rPr>
               <w:t>● 新增</w:t>
+            </w:r>
+          </w:p>
+        </w:tc>
+        <w:tc>
+          <w:tcPr>
+            <w:tcW w:type="dxa" w:w="3912"/>
+          </w:tcPr>
+          <w:p>
+            <w:pPr>
+              <w:spacing w:before="40" w:after="40" w:line="324" w:lineRule="auto"/>
+            </w:pPr>
+            <w:r/>
+            <w:r>
+              <w:rPr>
+                <w:rFonts w:ascii="Calibri" w:hAnsi="Calibri" w:eastAsia="微软雅黑"/>
+                <w:b w:val="0"/>
+                <w:i w:val="0"/>
+                <w:color w:val="1A1A1A"/>
+                <w:sz w:val="16"/>
+              </w:rPr>
+              <w:t>○ 无</w:t>
             </w:r>
           </w:p>
         </w:tc>
@@ -2571,8 +2901,96 @@
         </w:tc>
         <w:tc>
           <w:tcPr>
-            <w:tcW w:type="dxa" w:w="7824"/>
+            <w:tcW w:type="dxa" w:w="3912"/>
             <w:shd w:val="clear" w:color="auto" w:fill="F7F9FC"/>
+          </w:tcPr>
+          <w:p>
+            <w:pPr>
+              <w:spacing w:before="40" w:after="40" w:line="324" w:lineRule="auto"/>
+            </w:pPr>
+            <w:r/>
+            <w:r>
+              <w:rPr>
+                <w:rFonts w:ascii="Calibri" w:hAnsi="Calibri" w:eastAsia="微软雅黑"/>
+                <w:b w:val="0"/>
+                <w:i w:val="0"/>
+                <w:color w:val="1A1A1A"/>
+                <w:sz w:val="16"/>
+              </w:rPr>
+              <w:t>● 新增</w:t>
+            </w:r>
+          </w:p>
+        </w:tc>
+        <w:tc>
+          <w:tcPr>
+            <w:tcW w:type="dxa" w:w="3912"/>
+            <w:shd w:val="clear" w:color="auto" w:fill="F7F9FC"/>
+          </w:tcPr>
+          <w:p>
+            <w:pPr>
+              <w:spacing w:before="40" w:after="40" w:line="324" w:lineRule="auto"/>
+            </w:pPr>
+            <w:r/>
+            <w:r>
+              <w:rPr>
+                <w:rFonts w:ascii="Calibri" w:hAnsi="Calibri" w:eastAsia="微软雅黑"/>
+                <w:b w:val="0"/>
+                <w:i w:val="0"/>
+                <w:color w:val="1A1A1A"/>
+                <w:sz w:val="16"/>
+              </w:rPr>
+              <w:t>○ 无</w:t>
+            </w:r>
+          </w:p>
+        </w:tc>
+      </w:tr>
+      <w:tr>
+        <w:tc>
+          <w:tcPr>
+            <w:tcW w:type="dxa" w:w="794"/>
+          </w:tcPr>
+          <w:p>
+            <w:pPr>
+              <w:spacing w:before="40" w:after="40" w:line="324" w:lineRule="auto"/>
+              <w:jc w:val="center"/>
+            </w:pPr>
+            <w:r/>
+            <w:r>
+              <w:rPr>
+                <w:rFonts w:ascii="Calibri" w:hAnsi="Calibri" w:eastAsia="微软雅黑"/>
+                <w:b w:val="0"/>
+                <w:i w:val="0"/>
+                <w:color w:val="1A1A1A"/>
+                <w:sz w:val="16"/>
+              </w:rPr>
+              <w:t>(c)</w:t>
+            </w:r>
+          </w:p>
+        </w:tc>
+        <w:tc>
+          <w:tcPr>
+            <w:tcW w:type="dxa" w:w="3912"/>
+          </w:tcPr>
+          <w:p>
+            <w:pPr>
+              <w:spacing w:before="40" w:after="40" w:line="324" w:lineRule="auto"/>
+            </w:pPr>
+            <w:r/>
+            <w:r>
+              <w:rPr>
+                <w:rFonts w:ascii="Calibri" w:hAnsi="Calibri" w:eastAsia="微软雅黑"/>
+                <w:b w:val="0"/>
+                <w:i w:val="0"/>
+                <w:color w:val="1A1A1A"/>
+                <w:sz w:val="16"/>
+              </w:rPr>
+              <w:t>○ 无</w:t>
+            </w:r>
+          </w:p>
+        </w:tc>
+        <w:tc>
+          <w:tcPr>
+            <w:tcW w:type="dxa" w:w="3912"/>
           </w:tcPr>
           <w:p>
             <w:pPr>
@@ -2848,7 +3266,7 @@
                 <w:color w:val="1A1A1A"/>
                 <w:sz w:val="19"/>
               </w:rPr>
-              <w:t xml:space="preserve">　其中 0 个版本在本地文献中检索到明确修订指令原文；1 个版本检索到重印全文。</w:t>
+              <w:t xml:space="preserve">　其中 1 个版本在本地文献中检索到明确修订指令原文；2 个版本检索到重印全文。</w:t>
             </w:r>
           </w:p>
           <w:p>
